--- a/reports/bp6_enterprise_compliance_monitoring/executive_package/BP6_Platform_Rollup_Report.docx
+++ b/reports/bp6_enterprise_compliance_monitoring/executive_package/BP6_Platform_Rollup_Report.docx
@@ -15,7 +15,7 @@
         <w:rPr>
           <w:i/>
         </w:rPr>
-        <w:t>Platform-Wide Compliance-Impact Rollup -- generated 2026-10-02T16:37:09.757388+00:00 UTC</w:t>
+        <w:t>Platform-Wide Compliance-Impact Rollup -- generated 2026-10-12T06:42:07.461590+00:00 UTC</w:t>
       </w:r>
     </w:p>
     <w:p>
@@ -1378,7 +1378,7 @@
     </w:p>
     <w:p>
       <w:r>
-        <w:t>BP3 has no trained ML model and needs none -- it asks a structural question BP1/BP2/BP4/BP5 cannot: is an account's real position in the transaction network itself informative, independent of its own transaction history? Unlike the other four BPs' real-world grounding, this specific graph-analytics framing was not independently confirmed as AMEX/JPMorgan-specific terminology in the primary documents checked during this platform's own feasibility review -- honestly flagged rather than overclaimed -- though network/graph analytics is standard industry AML practice, and this BP's real output carries GDPR cross-border-data-handling relevance alongside BP5.</w:t>
+        <w:t>BP3 has no trained ML model and needs none -- it asks a structural question BP1/BP2/BP4/BP5 cannot: is an account's real position in the transaction network itself informative, independent of its own transaction history? Unlike the other four BPs' real-world grounding, this specific graph-analytics framing was not independently confirmed as specific to either enforcement action's own internal terminology in the primary documents checked during this platform's own feasibility review -- honestly flagged rather than overclaimed -- though network/graph analytics is standard industry AML practice, and this BP's real output carries GDPR cross-border-data-handling relevance alongside BP5.</w:t>
       </w:r>
     </w:p>
     <w:p>
